--- a/중국어_대화문/5부_docx/5부_05화_개혁의_대가.docx
+++ b/중국어_대화문/5부_docx/5부_05화_개혁의_대가.docx
@@ -18,7 +18,7 @@
         <w:t>등장인물:</w:t>
       </w:r>
       <w:r>
-        <w:t xml:space="preserve"> 선즈위안 沈知远(40세, 중앙위원 겸 재정부장) / 가오밍저 高明哲(40세, 중앙 사법감찰 자문 변호사, 정헝 로펌 휴직 중) / 청시 程曦(26세, 재정부장 판공실 비서) / 리위퉁 李雨桐(35세, 재정부장 판공실 참모) / 딩리췬 丁立群(50대 초반, 중앙 사법감찰 협조 사무국 처장) / 샤오완 小婉(39세, 가오밍저의 아내, 전화 목소리) / 메이뤄란 梅若兰(78세, 은퇴한 변호사협회 비서장, 전화 목소리)</w:t>
+        <w:t xml:space="preserve"> 선즈위안 沈知远(40세, 중앙위원 겸 재정부장) / 가오밍저 高明哲(40세, 중앙 사법감찰 자문 변호사, 정헝 로펌 휴직 중) / 청시 程曦(26세, 재정부장 판공실 비서) / 리위퉁 李雨桐(35세, 재정부장 판공실 참모) / 딩리췬 丁立群(50대 초반, 중앙 사법감찰 협조 사무국 처장) / 샤오완 小婉(39세, 가오밍저의 아내, 전화 목소리) / 메이뤄란 梅若兰(79세, 은퇴한 변호사협회 비서장, 전화 목소리)</w:t>
       </w:r>
     </w:p>
     <w:p>
@@ -157,7 +157,7 @@
         <w:t>沈知远:</w:t>
       </w:r>
       <w:r>
-        <w:t xml:space="preserve"> 我现在也要拦你。明哲，你有妻子，有念念。你不是二十七岁那一年的你了。</w:t>
+        <w:t xml:space="preserve"> 我现在也要拦你。明哲，你有妻子，有念念。你不是二十八岁那一年的你了。</w:t>
       </w:r>
     </w:p>
     <w:p>
@@ -168,7 +168,7 @@
         <w:t>高明哲:</w:t>
       </w:r>
       <w:r>
-        <w:t xml:space="preserve"> 我知道。(看着他) 知远，你上个月交到部里的那份报告，我读了。公安的“特勤保障经费”，一路流到法院的“协同办案补助”，再流到检察院的“专项座谈费”。你写了一句话：账是干净的，人是不是干净的，账里看不出来。</w:t>
+        <w:t xml:space="preserve"> 我知道。(看着他) 知远，你上个月交到部里的那份报告，我读了。公安口的“保障经费”，一路流到法院的“协同办案补助”，再流到检察院的“专项座谈费”。你写了一句话：账是干净的，人是不是干净的，账里看不出来。</w:t>
       </w:r>
     </w:p>
     <w:p>
@@ -583,7 +583,7 @@
         <w:t>丁立群:</w:t>
       </w:r>
       <w:r>
-        <w:t xml:space="preserve"> 我们的特约咨询员高明哲同志，四月三十日下午，在北原省安平市被当地有关机关留置，原因是“身份核验不一致”。我们是昨天晚上十一点，才收到安平方面的通报。</w:t>
+        <w:t xml:space="preserve"> 我们的特约咨询员高明哲同志，四月三十日下午，在北原省安平市被当地有关机关留置，原因是“身份核验不一致”。我们是今天凌晨一点十分，才收到安平方面的通报。</w:t>
       </w:r>
     </w:p>
     <w:p>
@@ -632,7 +632,7 @@
     </w:p>
     <w:p>
       <w:r>
-        <w:t>(沈知远没有说话。他的右手握着话筒，左手却慢慢摊开，按在桌面上，像是要按住一件不肯停下来的东西。桌角的白瓷杯里，缺口在左边的那一侧，对着他。)</w:t>
+        <w:t>(沈知远没有说话。他的右手握着话筒，左手却慢慢摊开，按在桌面上，像是要按住一件不肯停下来的东西。半开的抽屉里，那只白瓷杯缺口在左边的那一侧，对着他。)</w:t>
       </w:r>
     </w:p>
     <w:p>
@@ -989,7 +989,7 @@
     </w:p>
     <w:p>
       <w:r>
-        <w:t>(李雨桐倒了半杯温水，放在他手边。他没有拿起来，只是把平板往自己这边拉近了一点，让屏幕上的光，照着桌上那只白瓷杯。窗外有鸽子飞过，翅膀在玻璃上投下一道很快的影子。)</w:t>
+        <w:t>(李雨桐倒了半杯温水，放在他手边。他没有拿起来，只是把平板往自己这边拉近了一点，让屏幕上的光，照着半开抽屉里那只白瓷杯。窗外有鸽子飞过，翅膀在玻璃上投下一道很快的影子。)</w:t>
       </w:r>
     </w:p>
     <w:p>
@@ -1139,7 +1139,7 @@
         <w:t>沈知远:</w:t>
       </w:r>
       <w:r>
-        <w:t xml:space="preserve"> 去年四月，他来找我，说要做咨询员。我说，不给你级别，不给你编制，不给你任何指令。我这样做，是想让他的判断，是独立的，不是我的人说的话。</w:t>
+        <w:t xml:space="preserve"> 去年四月，他来找我，把聘书给我看。我说，没有级别也好，没有编制也好，我不给你任何指令。我这样做，是想让他的判断，是独立的，不是我的人说的话。</w:t>
       </w:r>
     </w:p>
     <w:p>
@@ -1680,7 +1680,7 @@
         <w:t>梅若兰:</w:t>
       </w:r>
       <w:r>
-        <w:t xml:space="preserve"> 小高的事，我昨天傍晚，听小婉说的。我没有哭，我七十八岁了，眼泪早就不够用了。我给他烧了一炷香，就在窗台上，那盆吊兰旁边。</w:t>
+        <w:t xml:space="preserve"> 小高的事，我昨天傍晚，听小婉说的。我没有哭，我七十九岁了，眼泪早就不够用了。我给他烧了一炷香，就在窗台上，那盆吊兰旁边。</w:t>
       </w:r>
     </w:p>
     <w:p>
